--- a/results/Aim1/tables/s_table3_xsect_assoc.docx
+++ b/results/Aim1/tables/s_table3_xsect_assoc.docx
@@ -283,6 +283,21 @@
               <w:bottom w:val="single" w:sz="16" w:space="0" w:color="D3D3D3"/>
             </w:tcBorders>
           </w:tcPr>
+          <w:p>
+            <w:pPr>
+              <w:spacing w:before="0" w:after="60"/>
+              <w:keepNext/>
+              <w:jc w:val="center"/>
+            </w:pPr>
+            <w:r>
+              <w:rPr>
+                <w:b w:val="true"/>
+                <w:rFonts w:ascii="Calibri" w:hAnsi="Calibri"/>
+                <w:sz w:val="20"/>
+              </w:rPr>
+              <w:t xml:space="preserve">p (FDR)</w:t>
+            </w:r>
+          </w:p>
         </w:tc>
         <w:tc>
           <w:tcPr>
@@ -357,6 +372,21 @@
               <w:end w:val="single" w:space="0" w:color="D3D3D3"/>
             </w:tcBorders>
           </w:tcPr>
+          <w:p>
+            <w:pPr>
+              <w:spacing w:before="0" w:after="60"/>
+              <w:keepNext/>
+              <w:jc w:val="center"/>
+            </w:pPr>
+            <w:r>
+              <w:rPr>
+                <w:b w:val="true"/>
+                <w:rFonts w:ascii="Calibri" w:hAnsi="Calibri"/>
+                <w:sz w:val="20"/>
+              </w:rPr>
+              <w:t xml:space="preserve">p (FDR)</w:t>
+            </w:r>
+          </w:p>
         </w:tc>
       </w:tr>
       <w:tr>
@@ -502,19 +532,20 @@
               <w:start w:val="single" w:space="0" w:color="D3D3D3"/>
               <w:end w:val="single" w:space="0" w:color="D3D3D3"/>
             </w:tcBorders>
-          </w:tcPr>
-          <w:p>
-            <w:pPr>
-              <w:spacing w:before="0" w:after="60"/>
-              <w:keepNext/>
-              <w:jc w:val="center"/>
-            </w:pPr>
-            <w:r>
-              <w:rPr>
-                <w:rFonts w:ascii="Calibri" w:hAnsi="Calibri"/>
-                <w:sz w:val="20"/>
-              </w:rPr>
-              <w:t xml:space="default">**</w:t>
+            <w:shd w:val="clear" w:color="auto" w:fill="C8E6C9"/>
+          </w:tcPr>
+          <w:p>
+            <w:pPr>
+              <w:spacing w:before="0" w:after="60"/>
+              <w:keepNext/>
+              <w:jc w:val="center"/>
+            </w:pPr>
+            <w:r>
+              <w:rPr>
+                <w:rFonts w:ascii="Calibri" w:hAnsi="Calibri"/>
+                <w:sz w:val="20"/>
+              </w:rPr>
+              <w:t xml:space="default">0.008</w:t>
             </w:r>
           </w:p>
         </w:tc>
@@ -611,7 +642,7 @@
                 <w:rFonts w:ascii="Calibri" w:hAnsi="Calibri"/>
                 <w:sz w:val="20"/>
               </w:rPr>
-              <w:t xml:space="default">*</w:t>
+              <w:t xml:space="default">0.056</w:t>
             </w:r>
           </w:p>
         </w:tc>
@@ -984,7 +1015,7 @@
                 <w:rFonts w:ascii="Calibri" w:hAnsi="Calibri"/>
                 <w:sz w:val="20"/>
               </w:rPr>
-              <w:t xml:space="default"/>
+              <w:t xml:space="default">—</w:t>
             </w:r>
           </w:p>
         </w:tc>
@@ -1080,7 +1111,7 @@
                 <w:rFonts w:ascii="Calibri" w:hAnsi="Calibri"/>
                 <w:sz w:val="20"/>
               </w:rPr>
-              <w:t xml:space="default"/>
+              <w:t xml:space="default">0.230</w:t>
             </w:r>
           </w:p>
         </w:tc>
@@ -1205,7 +1236,7 @@
                 <w:rFonts w:ascii="Calibri" w:hAnsi="Calibri"/>
                 <w:sz w:val="20"/>
               </w:rPr>
-              <w:t xml:space="default"/>
+              <w:t xml:space="default">—</w:t>
             </w:r>
           </w:p>
         </w:tc>
@@ -1301,7 +1332,7 @@
                 <w:rFonts w:ascii="Calibri" w:hAnsi="Calibri"/>
                 <w:sz w:val="20"/>
               </w:rPr>
-              <w:t xml:space="default"/>
+              <w:t xml:space="default">0.093</w:t>
             </w:r>
           </w:p>
         </w:tc>
@@ -1426,7 +1457,7 @@
                 <w:rFonts w:ascii="Calibri" w:hAnsi="Calibri"/>
                 <w:sz w:val="20"/>
               </w:rPr>
-              <w:t xml:space="default"/>
+              <w:t xml:space="default">—</w:t>
             </w:r>
           </w:p>
         </w:tc>
@@ -1511,19 +1542,20 @@
               <w:start w:val="single" w:space="0" w:color="D3D3D3"/>
               <w:end w:val="single" w:space="0" w:color="D3D3D3"/>
             </w:tcBorders>
-          </w:tcPr>
-          <w:p>
-            <w:pPr>
-              <w:spacing w:before="0" w:after="60"/>
-              <w:keepNext/>
-              <w:jc w:val="center"/>
-            </w:pPr>
-            <w:r>
-              <w:rPr>
-                <w:rFonts w:ascii="Calibri" w:hAnsi="Calibri"/>
-                <w:sz w:val="20"/>
-              </w:rPr>
-              <w:t xml:space="default">*</w:t>
+            <w:shd w:val="clear" w:color="auto" w:fill="C8E6C9"/>
+          </w:tcPr>
+          <w:p>
+            <w:pPr>
+              <w:spacing w:before="0" w:after="60"/>
+              <w:keepNext/>
+              <w:jc w:val="center"/>
+            </w:pPr>
+            <w:r>
+              <w:rPr>
+                <w:rFonts w:ascii="Calibri" w:hAnsi="Calibri"/>
+                <w:sz w:val="20"/>
+              </w:rPr>
+              <w:t xml:space="default">0.035</w:t>
             </w:r>
           </w:p>
         </w:tc>
@@ -1671,19 +1703,20 @@
               <w:start w:val="single" w:space="0" w:color="D3D3D3"/>
               <w:end w:val="single" w:space="0" w:color="D3D3D3"/>
             </w:tcBorders>
-          </w:tcPr>
-          <w:p>
-            <w:pPr>
-              <w:spacing w:before="0" w:after="60"/>
-              <w:keepNext/>
-              <w:jc w:val="center"/>
-            </w:pPr>
-            <w:r>
-              <w:rPr>
-                <w:rFonts w:ascii="Calibri" w:hAnsi="Calibri"/>
-                <w:sz w:val="20"/>
-              </w:rPr>
-              <w:t xml:space="default">**</w:t>
+            <w:shd w:val="clear" w:color="auto" w:fill="C8E6C9"/>
+          </w:tcPr>
+          <w:p>
+            <w:pPr>
+              <w:spacing w:before="0" w:after="60"/>
+              <w:keepNext/>
+              <w:jc w:val="center"/>
+            </w:pPr>
+            <w:r>
+              <w:rPr>
+                <w:rFonts w:ascii="Calibri" w:hAnsi="Calibri"/>
+                <w:sz w:val="20"/>
+              </w:rPr>
+              <w:t xml:space="default">0.021</w:t>
             </w:r>
           </w:p>
         </w:tc>
@@ -1768,19 +1801,20 @@
               <w:start w:val="single" w:space="0" w:color="D3D3D3"/>
               <w:end w:val="single" w:space="0" w:color="D3D3D3"/>
             </w:tcBorders>
-          </w:tcPr>
-          <w:p>
-            <w:pPr>
-              <w:spacing w:before="0" w:after="60"/>
-              <w:keepNext/>
-              <w:jc w:val="center"/>
-            </w:pPr>
-            <w:r>
-              <w:rPr>
-                <w:rFonts w:ascii="Calibri" w:hAnsi="Calibri"/>
-                <w:sz w:val="20"/>
-              </w:rPr>
-              <w:t xml:space="default">*</w:t>
+            <w:shd w:val="clear" w:color="auto" w:fill="C8E6C9"/>
+          </w:tcPr>
+          <w:p>
+            <w:pPr>
+              <w:spacing w:before="0" w:after="60"/>
+              <w:keepNext/>
+              <w:jc w:val="center"/>
+            </w:pPr>
+            <w:r>
+              <w:rPr>
+                <w:rFonts w:ascii="Calibri" w:hAnsi="Calibri"/>
+                <w:sz w:val="20"/>
+              </w:rPr>
+              <w:t xml:space="default">0.031</w:t>
             </w:r>
           </w:p>
         </w:tc>
@@ -2153,7 +2187,7 @@
                 <w:rFonts w:ascii="Calibri" w:hAnsi="Calibri"/>
                 <w:sz w:val="20"/>
               </w:rPr>
-              <w:t xml:space="default"/>
+              <w:t xml:space="default">—</w:t>
             </w:r>
           </w:p>
         </w:tc>
@@ -2238,19 +2272,20 @@
               <w:start w:val="single" w:space="0" w:color="D3D3D3"/>
               <w:end w:val="single" w:space="0" w:color="D3D3D3"/>
             </w:tcBorders>
-          </w:tcPr>
-          <w:p>
-            <w:pPr>
-              <w:spacing w:before="0" w:after="60"/>
-              <w:keepNext/>
-              <w:jc w:val="center"/>
-            </w:pPr>
-            <w:r>
-              <w:rPr>
-                <w:rFonts w:ascii="Calibri" w:hAnsi="Calibri"/>
-                <w:sz w:val="20"/>
-              </w:rPr>
-              <w:t xml:space="default">***</w:t>
+            <w:shd w:val="clear" w:color="auto" w:fill="C8E6C9"/>
+          </w:tcPr>
+          <w:p>
+            <w:pPr>
+              <w:spacing w:before="0" w:after="60"/>
+              <w:keepNext/>
+              <w:jc w:val="center"/>
+            </w:pPr>
+            <w:r>
+              <w:rPr>
+                <w:rFonts w:ascii="Calibri" w:hAnsi="Calibri"/>
+                <w:sz w:val="20"/>
+              </w:rPr>
+              <w:t xml:space="default">&lt;0.001</w:t>
             </w:r>
           </w:p>
         </w:tc>
@@ -2375,7 +2410,7 @@
                 <w:rFonts w:ascii="Calibri" w:hAnsi="Calibri"/>
                 <w:sz w:val="20"/>
               </w:rPr>
-              <w:t xml:space="default"/>
+              <w:t xml:space="default">—</w:t>
             </w:r>
           </w:p>
         </w:tc>
@@ -2460,19 +2495,20 @@
               <w:start w:val="single" w:space="0" w:color="D3D3D3"/>
               <w:end w:val="single" w:space="0" w:color="D3D3D3"/>
             </w:tcBorders>
-          </w:tcPr>
-          <w:p>
-            <w:pPr>
-              <w:spacing w:before="0" w:after="60"/>
-              <w:keepNext/>
-              <w:jc w:val="center"/>
-            </w:pPr>
-            <w:r>
-              <w:rPr>
-                <w:rFonts w:ascii="Calibri" w:hAnsi="Calibri"/>
-                <w:sz w:val="20"/>
-              </w:rPr>
-              <w:t xml:space="default">**</w:t>
+            <w:shd w:val="clear" w:color="auto" w:fill="C8E6C9"/>
+          </w:tcPr>
+          <w:p>
+            <w:pPr>
+              <w:spacing w:before="0" w:after="60"/>
+              <w:keepNext/>
+              <w:jc w:val="center"/>
+            </w:pPr>
+            <w:r>
+              <w:rPr>
+                <w:rFonts w:ascii="Calibri" w:hAnsi="Calibri"/>
+                <w:sz w:val="20"/>
+              </w:rPr>
+              <w:t xml:space="default">0.012</w:t>
             </w:r>
           </w:p>
         </w:tc>
@@ -2597,7 +2633,7 @@
                 <w:rFonts w:ascii="Calibri" w:hAnsi="Calibri"/>
                 <w:sz w:val="20"/>
               </w:rPr>
-              <w:t xml:space="default"/>
+              <w:t xml:space="default">—</w:t>
             </w:r>
           </w:p>
         </w:tc>
@@ -2693,7 +2729,7 @@
                 <w:rFonts w:ascii="Calibri" w:hAnsi="Calibri"/>
                 <w:sz w:val="20"/>
               </w:rPr>
-              <w:t xml:space="default"/>
+              <w:t xml:space="default">0.657</w:t>
             </w:r>
           </w:p>
         </w:tc>
@@ -2853,7 +2889,7 @@
                 <w:rFonts w:ascii="Calibri" w:hAnsi="Calibri"/>
                 <w:sz w:val="20"/>
               </w:rPr>
-              <w:t xml:space="default">*</w:t>
+              <w:t xml:space="default">0.063</w:t>
             </w:r>
           </w:p>
         </w:tc>
@@ -2949,7 +2985,7 @@
                 <w:rFonts w:ascii="Calibri" w:hAnsi="Calibri"/>
                 <w:sz w:val="20"/>
               </w:rPr>
-              <w:t xml:space="default"/>
+              <w:t xml:space="default">0.316</w:t>
             </w:r>
           </w:p>
         </w:tc>
@@ -3322,7 +3358,7 @@
                 <w:rFonts w:ascii="Calibri" w:hAnsi="Calibri"/>
                 <w:sz w:val="20"/>
               </w:rPr>
-              <w:t xml:space="default"/>
+              <w:t xml:space="default">—</w:t>
             </w:r>
           </w:p>
         </w:tc>
@@ -3407,19 +3443,20 @@
               <w:start w:val="single" w:space="0" w:color="D3D3D3"/>
               <w:end w:val="single" w:space="0" w:color="D3D3D3"/>
             </w:tcBorders>
-          </w:tcPr>
-          <w:p>
-            <w:pPr>
-              <w:spacing w:before="0" w:after="60"/>
-              <w:keepNext/>
-              <w:jc w:val="center"/>
-            </w:pPr>
-            <w:r>
-              <w:rPr>
-                <w:rFonts w:ascii="Calibri" w:hAnsi="Calibri"/>
-                <w:sz w:val="20"/>
-              </w:rPr>
-              <w:t xml:space="default">***</w:t>
+            <w:shd w:val="clear" w:color="auto" w:fill="C8E6C9"/>
+          </w:tcPr>
+          <w:p>
+            <w:pPr>
+              <w:spacing w:before="0" w:after="60"/>
+              <w:keepNext/>
+              <w:jc w:val="center"/>
+            </w:pPr>
+            <w:r>
+              <w:rPr>
+                <w:rFonts w:ascii="Calibri" w:hAnsi="Calibri"/>
+                <w:sz w:val="20"/>
+              </w:rPr>
+              <w:t xml:space="default">&lt;0.001</w:t>
             </w:r>
           </w:p>
         </w:tc>
@@ -3544,7 +3581,7 @@
                 <w:rFonts w:ascii="Calibri" w:hAnsi="Calibri"/>
                 <w:sz w:val="20"/>
               </w:rPr>
-              <w:t xml:space="default"/>
+              <w:t xml:space="default">—</w:t>
             </w:r>
           </w:p>
         </w:tc>
@@ -3640,7 +3677,7 @@
                 <w:rFonts w:ascii="Calibri" w:hAnsi="Calibri"/>
                 <w:sz w:val="20"/>
               </w:rPr>
-              <w:t xml:space="default"/>
+              <w:t xml:space="default">0.092</w:t>
             </w:r>
           </w:p>
         </w:tc>
@@ -3765,7 +3802,7 @@
                 <w:rFonts w:ascii="Calibri" w:hAnsi="Calibri"/>
                 <w:sz w:val="20"/>
               </w:rPr>
-              <w:t xml:space="default"/>
+              <w:t xml:space="default">—</w:t>
             </w:r>
           </w:p>
         </w:tc>
@@ -3861,7 +3898,7 @@
                 <w:rFonts w:ascii="Calibri" w:hAnsi="Calibri"/>
                 <w:sz w:val="20"/>
               </w:rPr>
-              <w:t xml:space="default"/>
+              <w:t xml:space="default">0.393</w:t>
             </w:r>
           </w:p>
         </w:tc>
@@ -4009,19 +4046,20 @@
               <w:start w:val="single" w:space="0" w:color="D3D3D3"/>
               <w:end w:val="single" w:space="0" w:color="D3D3D3"/>
             </w:tcBorders>
-          </w:tcPr>
-          <w:p>
-            <w:pPr>
-              <w:spacing w:before="0" w:after="60"/>
-              <w:keepNext/>
-              <w:jc w:val="center"/>
-            </w:pPr>
-            <w:r>
-              <w:rPr>
-                <w:rFonts w:ascii="Calibri" w:hAnsi="Calibri"/>
-                <w:sz w:val="20"/>
-              </w:rPr>
-              <w:t xml:space="default">**</w:t>
+            <w:shd w:val="clear" w:color="auto" w:fill="C8E6C9"/>
+          </w:tcPr>
+          <w:p>
+            <w:pPr>
+              <w:spacing w:before="0" w:after="60"/>
+              <w:keepNext/>
+              <w:jc w:val="center"/>
+            </w:pPr>
+            <w:r>
+              <w:rPr>
+                <w:rFonts w:ascii="Calibri" w:hAnsi="Calibri"/>
+                <w:sz w:val="20"/>
+              </w:rPr>
+              <w:t xml:space="default">0.020</w:t>
             </w:r>
           </w:p>
         </w:tc>
@@ -4106,19 +4144,20 @@
               <w:start w:val="single" w:space="0" w:color="D3D3D3"/>
               <w:end w:val="single" w:space="0" w:color="D3D3D3"/>
             </w:tcBorders>
-          </w:tcPr>
-          <w:p>
-            <w:pPr>
-              <w:spacing w:before="0" w:after="60"/>
-              <w:keepNext/>
-              <w:jc w:val="center"/>
-            </w:pPr>
-            <w:r>
-              <w:rPr>
-                <w:rFonts w:ascii="Calibri" w:hAnsi="Calibri"/>
-                <w:sz w:val="20"/>
-              </w:rPr>
-              <w:t xml:space="default">**</w:t>
+            <w:shd w:val="clear" w:color="auto" w:fill="C8E6C9"/>
+          </w:tcPr>
+          <w:p>
+            <w:pPr>
+              <w:spacing w:before="0" w:after="60"/>
+              <w:keepNext/>
+              <w:jc w:val="center"/>
+            </w:pPr>
+            <w:r>
+              <w:rPr>
+                <w:rFonts w:ascii="Calibri" w:hAnsi="Calibri"/>
+                <w:sz w:val="20"/>
+              </w:rPr>
+              <w:t xml:space="default">0.006</w:t>
             </w:r>
           </w:p>
         </w:tc>
@@ -4491,7 +4530,7 @@
                 <w:rFonts w:ascii="Calibri" w:hAnsi="Calibri"/>
                 <w:sz w:val="20"/>
               </w:rPr>
-              <w:t xml:space="default"/>
+              <w:t xml:space="default">—</w:t>
             </w:r>
           </w:p>
         </w:tc>
@@ -4576,19 +4615,20 @@
               <w:start w:val="single" w:space="0" w:color="D3D3D3"/>
               <w:end w:val="single" w:space="0" w:color="D3D3D3"/>
             </w:tcBorders>
-          </w:tcPr>
-          <w:p>
-            <w:pPr>
-              <w:spacing w:before="0" w:after="60"/>
-              <w:keepNext/>
-              <w:jc w:val="center"/>
-            </w:pPr>
-            <w:r>
-              <w:rPr>
-                <w:rFonts w:ascii="Calibri" w:hAnsi="Calibri"/>
-                <w:sz w:val="20"/>
-              </w:rPr>
-              <w:t xml:space="default">***</w:t>
+            <w:shd w:val="clear" w:color="auto" w:fill="C8E6C9"/>
+          </w:tcPr>
+          <w:p>
+            <w:pPr>
+              <w:spacing w:before="0" w:after="60"/>
+              <w:keepNext/>
+              <w:jc w:val="center"/>
+            </w:pPr>
+            <w:r>
+              <w:rPr>
+                <w:rFonts w:ascii="Calibri" w:hAnsi="Calibri"/>
+                <w:sz w:val="20"/>
+              </w:rPr>
+              <w:t xml:space="default">0.001</w:t>
             </w:r>
           </w:p>
         </w:tc>
@@ -4713,7 +4753,7 @@
                 <w:rFonts w:ascii="Calibri" w:hAnsi="Calibri"/>
                 <w:sz w:val="20"/>
               </w:rPr>
-              <w:t xml:space="default"/>
+              <w:t xml:space="default">—</w:t>
             </w:r>
           </w:p>
         </w:tc>
@@ -4809,7 +4849,7 @@
                 <w:rFonts w:ascii="Calibri" w:hAnsi="Calibri"/>
                 <w:sz w:val="20"/>
               </w:rPr>
-              <w:t xml:space="default"/>
+              <w:t xml:space="default">0.305</w:t>
             </w:r>
           </w:p>
         </w:tc>
@@ -4934,7 +4974,7 @@
                 <w:rFonts w:ascii="Calibri" w:hAnsi="Calibri"/>
                 <w:sz w:val="20"/>
               </w:rPr>
-              <w:t xml:space="default"/>
+              <w:t xml:space="default">—</w:t>
             </w:r>
           </w:p>
         </w:tc>
@@ -5030,7 +5070,7 @@
                 <w:rFonts w:ascii="Calibri" w:hAnsi="Calibri"/>
                 <w:sz w:val="20"/>
               </w:rPr>
-              <w:t xml:space="default"/>
+              <w:t xml:space="default">0.703</w:t>
             </w:r>
           </w:p>
         </w:tc>
@@ -5178,19 +5218,20 @@
               <w:start w:val="single" w:space="0" w:color="D3D3D3"/>
               <w:end w:val="single" w:space="0" w:color="D3D3D3"/>
             </w:tcBorders>
-          </w:tcPr>
-          <w:p>
-            <w:pPr>
-              <w:spacing w:before="0" w:after="60"/>
-              <w:keepNext/>
-              <w:jc w:val="center"/>
-            </w:pPr>
-            <w:r>
-              <w:rPr>
-                <w:rFonts w:ascii="Calibri" w:hAnsi="Calibri"/>
-                <w:sz w:val="20"/>
-              </w:rPr>
-              <w:t xml:space="default">***</w:t>
+            <w:shd w:val="clear" w:color="auto" w:fill="C8E6C9"/>
+          </w:tcPr>
+          <w:p>
+            <w:pPr>
+              <w:spacing w:before="0" w:after="60"/>
+              <w:keepNext/>
+              <w:jc w:val="center"/>
+            </w:pPr>
+            <w:r>
+              <w:rPr>
+                <w:rFonts w:ascii="Calibri" w:hAnsi="Calibri"/>
+                <w:sz w:val="20"/>
+              </w:rPr>
+              <w:t xml:space="default">&lt;0.001</w:t>
             </w:r>
           </w:p>
         </w:tc>
@@ -5275,19 +5316,20 @@
               <w:start w:val="single" w:space="0" w:color="D3D3D3"/>
               <w:end w:val="single" w:space="0" w:color="D3D3D3"/>
             </w:tcBorders>
-          </w:tcPr>
-          <w:p>
-            <w:pPr>
-              <w:spacing w:before="0" w:after="60"/>
-              <w:keepNext/>
-              <w:jc w:val="center"/>
-            </w:pPr>
-            <w:r>
-              <w:rPr>
-                <w:rFonts w:ascii="Calibri" w:hAnsi="Calibri"/>
-                <w:sz w:val="20"/>
-              </w:rPr>
-              <w:t xml:space="default">***</w:t>
+            <w:shd w:val="clear" w:color="auto" w:fill="C8E6C9"/>
+          </w:tcPr>
+          <w:p>
+            <w:pPr>
+              <w:spacing w:before="0" w:after="60"/>
+              <w:keepNext/>
+              <w:jc w:val="center"/>
+            </w:pPr>
+            <w:r>
+              <w:rPr>
+                <w:rFonts w:ascii="Calibri" w:hAnsi="Calibri"/>
+                <w:sz w:val="20"/>
+              </w:rPr>
+              <w:t xml:space="default">&lt;0.001</w:t>
             </w:r>
           </w:p>
         </w:tc>
@@ -5660,7 +5702,7 @@
                 <w:rFonts w:ascii="Calibri" w:hAnsi="Calibri"/>
                 <w:sz w:val="20"/>
               </w:rPr>
-              <w:t xml:space="default"/>
+              <w:t xml:space="default">—</w:t>
             </w:r>
           </w:p>
         </w:tc>
@@ -5745,19 +5787,20 @@
               <w:start w:val="single" w:space="0" w:color="D3D3D3"/>
               <w:end w:val="single" w:space="0" w:color="D3D3D3"/>
             </w:tcBorders>
-          </w:tcPr>
-          <w:p>
-            <w:pPr>
-              <w:spacing w:before="0" w:after="60"/>
-              <w:keepNext/>
-              <w:jc w:val="center"/>
-            </w:pPr>
-            <w:r>
-              <w:rPr>
-                <w:rFonts w:ascii="Calibri" w:hAnsi="Calibri"/>
-                <w:sz w:val="20"/>
-              </w:rPr>
-              <w:t xml:space="default">***</w:t>
+            <w:shd w:val="clear" w:color="auto" w:fill="C8E6C9"/>
+          </w:tcPr>
+          <w:p>
+            <w:pPr>
+              <w:spacing w:before="0" w:after="60"/>
+              <w:keepNext/>
+              <w:jc w:val="center"/>
+            </w:pPr>
+            <w:r>
+              <w:rPr>
+                <w:rFonts w:ascii="Calibri" w:hAnsi="Calibri"/>
+                <w:sz w:val="20"/>
+              </w:rPr>
+              <w:t xml:space="default">&lt;0.001</w:t>
             </w:r>
           </w:p>
         </w:tc>
@@ -5882,7 +5925,7 @@
                 <w:rFonts w:ascii="Calibri" w:hAnsi="Calibri"/>
                 <w:sz w:val="20"/>
               </w:rPr>
-              <w:t xml:space="default"/>
+              <w:t xml:space="default">—</w:t>
             </w:r>
           </w:p>
         </w:tc>
@@ -5978,7 +6021,7 @@
                 <w:rFonts w:ascii="Calibri" w:hAnsi="Calibri"/>
                 <w:sz w:val="20"/>
               </w:rPr>
-              <w:t xml:space="default"/>
+              <w:t xml:space="default">0.262</w:t>
             </w:r>
           </w:p>
         </w:tc>
@@ -6103,7 +6146,7 @@
                 <w:rFonts w:ascii="Calibri" w:hAnsi="Calibri"/>
                 <w:sz w:val="20"/>
               </w:rPr>
-              <w:t xml:space="default"/>
+              <w:t xml:space="default">—</w:t>
             </w:r>
           </w:p>
         </w:tc>
@@ -6199,7 +6242,7 @@
                 <w:rFonts w:ascii="Calibri" w:hAnsi="Calibri"/>
                 <w:sz w:val="20"/>
               </w:rPr>
-              <w:t xml:space="default"/>
+              <w:t xml:space="default">0.847</w:t>
             </w:r>
           </w:p>
         </w:tc>
@@ -6347,19 +6390,20 @@
               <w:start w:val="single" w:space="0" w:color="D3D3D3"/>
               <w:end w:val="single" w:space="0" w:color="D3D3D3"/>
             </w:tcBorders>
-          </w:tcPr>
-          <w:p>
-            <w:pPr>
-              <w:spacing w:before="0" w:after="60"/>
-              <w:keepNext/>
-              <w:jc w:val="center"/>
-            </w:pPr>
-            <w:r>
-              <w:rPr>
-                <w:rFonts w:ascii="Calibri" w:hAnsi="Calibri"/>
-                <w:sz w:val="20"/>
-              </w:rPr>
-              <w:t xml:space="default">***</w:t>
+            <w:shd w:val="clear" w:color="auto" w:fill="C8E6C9"/>
+          </w:tcPr>
+          <w:p>
+            <w:pPr>
+              <w:spacing w:before="0" w:after="60"/>
+              <w:keepNext/>
+              <w:jc w:val="center"/>
+            </w:pPr>
+            <w:r>
+              <w:rPr>
+                <w:rFonts w:ascii="Calibri" w:hAnsi="Calibri"/>
+                <w:sz w:val="20"/>
+              </w:rPr>
+              <w:t xml:space="default">&lt;0.001</w:t>
             </w:r>
           </w:p>
         </w:tc>
@@ -6444,19 +6488,20 @@
               <w:start w:val="single" w:space="0" w:color="D3D3D3"/>
               <w:end w:val="single" w:space="0" w:color="D3D3D3"/>
             </w:tcBorders>
-          </w:tcPr>
-          <w:p>
-            <w:pPr>
-              <w:spacing w:before="0" w:after="60"/>
-              <w:keepNext/>
-              <w:jc w:val="center"/>
-            </w:pPr>
-            <w:r>
-              <w:rPr>
-                <w:rFonts w:ascii="Calibri" w:hAnsi="Calibri"/>
-                <w:sz w:val="20"/>
-              </w:rPr>
-              <w:t xml:space="default">***</w:t>
+            <w:shd w:val="clear" w:color="auto" w:fill="C8E6C9"/>
+          </w:tcPr>
+          <w:p>
+            <w:pPr>
+              <w:spacing w:before="0" w:after="60"/>
+              <w:keepNext/>
+              <w:jc w:val="center"/>
+            </w:pPr>
+            <w:r>
+              <w:rPr>
+                <w:rFonts w:ascii="Calibri" w:hAnsi="Calibri"/>
+                <w:sz w:val="20"/>
+              </w:rPr>
+              <w:t xml:space="default">&lt;0.001</w:t>
             </w:r>
           </w:p>
         </w:tc>
@@ -6829,7 +6874,7 @@
                 <w:rFonts w:ascii="Calibri" w:hAnsi="Calibri"/>
                 <w:sz w:val="20"/>
               </w:rPr>
-              <w:t xml:space="default"/>
+              <w:t xml:space="default">—</w:t>
             </w:r>
           </w:p>
         </w:tc>
@@ -6914,19 +6959,20 @@
               <w:start w:val="single" w:space="0" w:color="D3D3D3"/>
               <w:end w:val="single" w:space="0" w:color="D3D3D3"/>
             </w:tcBorders>
-          </w:tcPr>
-          <w:p>
-            <w:pPr>
-              <w:spacing w:before="0" w:after="60"/>
-              <w:keepNext/>
-              <w:jc w:val="center"/>
-            </w:pPr>
-            <w:r>
-              <w:rPr>
-                <w:rFonts w:ascii="Calibri" w:hAnsi="Calibri"/>
-                <w:sz w:val="20"/>
-              </w:rPr>
-              <w:t xml:space="default">*</w:t>
+            <w:shd w:val="clear" w:color="auto" w:fill="C8E6C9"/>
+          </w:tcPr>
+          <w:p>
+            <w:pPr>
+              <w:spacing w:before="0" w:after="60"/>
+              <w:keepNext/>
+              <w:jc w:val="center"/>
+            </w:pPr>
+            <w:r>
+              <w:rPr>
+                <w:rFonts w:ascii="Calibri" w:hAnsi="Calibri"/>
+                <w:sz w:val="20"/>
+              </w:rPr>
+              <w:t xml:space="default">0.035</w:t>
             </w:r>
           </w:p>
         </w:tc>
@@ -7051,7 +7097,7 @@
                 <w:rFonts w:ascii="Calibri" w:hAnsi="Calibri"/>
                 <w:sz w:val="20"/>
               </w:rPr>
-              <w:t xml:space="default"/>
+              <w:t xml:space="default">—</w:t>
             </w:r>
           </w:p>
         </w:tc>
@@ -7136,19 +7182,20 @@
               <w:start w:val="single" w:space="0" w:color="D3D3D3"/>
               <w:end w:val="single" w:space="0" w:color="D3D3D3"/>
             </w:tcBorders>
-          </w:tcPr>
-          <w:p>
-            <w:pPr>
-              <w:spacing w:before="0" w:after="60"/>
-              <w:keepNext/>
-              <w:jc w:val="center"/>
-            </w:pPr>
-            <w:r>
-              <w:rPr>
-                <w:rFonts w:ascii="Calibri" w:hAnsi="Calibri"/>
-                <w:sz w:val="20"/>
-              </w:rPr>
-              <w:t xml:space="default">*</w:t>
+            <w:shd w:val="clear" w:color="auto" w:fill="C8E6C9"/>
+          </w:tcPr>
+          <w:p>
+            <w:pPr>
+              <w:spacing w:before="0" w:after="60"/>
+              <w:keepNext/>
+              <w:jc w:val="center"/>
+            </w:pPr>
+            <w:r>
+              <w:rPr>
+                <w:rFonts w:ascii="Calibri" w:hAnsi="Calibri"/>
+                <w:sz w:val="20"/>
+              </w:rPr>
+              <w:t xml:space="default">0.042</w:t>
             </w:r>
           </w:p>
         </w:tc>
@@ -7273,7 +7320,7 @@
                 <w:rFonts w:ascii="Calibri" w:hAnsi="Calibri"/>
                 <w:sz w:val="20"/>
               </w:rPr>
-              <w:t xml:space="default"/>
+              <w:t xml:space="default">—</w:t>
             </w:r>
           </w:p>
         </w:tc>
@@ -7369,7 +7416,7 @@
                 <w:rFonts w:ascii="Calibri" w:hAnsi="Calibri"/>
                 <w:sz w:val="20"/>
               </w:rPr>
-              <w:t xml:space="default"/>
+              <w:t xml:space="default">0.657</w:t>
             </w:r>
           </w:p>
         </w:tc>
@@ -7401,7 +7448,7 @@
                 <w:rFonts w:ascii="Calibri" w:hAnsi="Calibri"/>
                 <w:sz w:val="20"/>
               </w:rPr>
-              <w:t xml:space="default">*** p&lt;0.001; ** p&lt;0.01; * p&lt;0.05. CogDrisk model: biomarker ~ composite risk score (no additional covariates). LIBRA2 model: biomarker ~ composite risk score + age + sex + education. Highlighted cells indicate p&lt;0.05. — = not applicable.</w:t>
+              <w:t xml:space="default">p: unadjusted; p (FDR): Benjamini-Hochberg FDR-adjusted. CogDrisk model: biomarker ~ composite risk score (no additional covariates). LIBRA2 model: biomarker ~ composite risk score + age + sex + education. Light green: p&lt;0.05; dark green: p(FDR)&lt;0.05. — = not applicable.</w:t>
             </w:r>
           </w:p>
         </w:tc>

--- a/results/Aim1/tables/s_table3_xsect_assoc.docx
+++ b/results/Aim1/tables/s_table3_xsect_assoc.docx
@@ -295,7 +295,7 @@
                 <w:rFonts w:ascii="Calibri" w:hAnsi="Calibri"/>
                 <w:sz w:val="20"/>
               </w:rPr>
-              <w:t xml:space="preserve">p (FDR)</w:t>
+              <w:t xml:space="preserve">p.adj</w:t>
             </w:r>
           </w:p>
         </w:tc>
@@ -384,7 +384,7 @@
                 <w:rFonts w:ascii="Calibri" w:hAnsi="Calibri"/>
                 <w:sz w:val="20"/>
               </w:rPr>
-              <w:t xml:space="preserve">p (FDR)</w:t>
+              <w:t xml:space="preserve">p.adj</w:t>
             </w:r>
           </w:p>
         </w:tc>
@@ -507,7 +507,6 @@
               <w:start w:val="single" w:space="0" w:color="D3D3D3"/>
               <w:end w:val="single" w:space="0" w:color="D3D3D3"/>
             </w:tcBorders>
-            <w:shd w:val="clear" w:color="auto" w:fill="E8F4E8"/>
           </w:tcPr>
           <w:p>
             <w:pPr>
@@ -532,20 +531,19 @@
               <w:start w:val="single" w:space="0" w:color="D3D3D3"/>
               <w:end w:val="single" w:space="0" w:color="D3D3D3"/>
             </w:tcBorders>
-            <w:shd w:val="clear" w:color="auto" w:fill="C8E6C9"/>
-          </w:tcPr>
-          <w:p>
-            <w:pPr>
-              <w:spacing w:before="0" w:after="60"/>
-              <w:keepNext/>
-              <w:jc w:val="center"/>
-            </w:pPr>
-            <w:r>
-              <w:rPr>
-                <w:rFonts w:ascii="Calibri" w:hAnsi="Calibri"/>
-                <w:sz w:val="20"/>
-              </w:rPr>
-              <w:t xml:space="default">0.008</w:t>
+          </w:tcPr>
+          <w:p>
+            <w:pPr>
+              <w:spacing w:before="0" w:after="60"/>
+              <w:keepNext/>
+              <w:jc w:val="center"/>
+            </w:pPr>
+            <w:r>
+              <w:rPr>
+                <w:rFonts w:ascii="Calibri" w:hAnsi="Calibri"/>
+                <w:sz w:val="20"/>
+              </w:rPr>
+              <w:t xml:space="default">0.019 *</w:t>
             </w:r>
           </w:p>
         </w:tc>
@@ -605,7 +603,6 @@
               <w:start w:val="single" w:space="0" w:color="D3D3D3"/>
               <w:end w:val="single" w:space="0" w:color="D3D3D3"/>
             </w:tcBorders>
-            <w:shd w:val="clear" w:color="auto" w:fill="E8F4E8"/>
           </w:tcPr>
           <w:p>
             <w:pPr>
@@ -642,7 +639,7 @@
                 <w:rFonts w:ascii="Calibri" w:hAnsi="Calibri"/>
                 <w:sz w:val="20"/>
               </w:rPr>
-              <w:t xml:space="default">0.056</w:t>
+              <w:t xml:space="default">0.080</w:t>
             </w:r>
           </w:p>
         </w:tc>
@@ -1111,7 +1108,7 @@
                 <w:rFonts w:ascii="Calibri" w:hAnsi="Calibri"/>
                 <w:sz w:val="20"/>
               </w:rPr>
-              <w:t xml:space="default">0.230</w:t>
+              <w:t xml:space="default">—</w:t>
             </w:r>
           </w:p>
         </w:tc>
@@ -1140,7 +1137,7 @@
                 <w:rFonts w:ascii="Calibri" w:hAnsi="Calibri"/>
                 <w:sz w:val="20"/>
               </w:rPr>
-              <w:t xml:space="default">Sex (Male)</w:t>
+              <w:t xml:space="default">Sex</w:t>
             </w:r>
           </w:p>
         </w:tc>
@@ -1332,7 +1329,7 @@
                 <w:rFonts w:ascii="Calibri" w:hAnsi="Calibri"/>
                 <w:sz w:val="20"/>
               </w:rPr>
-              <w:t xml:space="default">0.093</w:t>
+              <w:t xml:space="default">—</w:t>
             </w:r>
           </w:p>
         </w:tc>
@@ -1517,7 +1514,6 @@
               <w:start w:val="single" w:space="0" w:color="D3D3D3"/>
               <w:end w:val="single" w:space="0" w:color="D3D3D3"/>
             </w:tcBorders>
-            <w:shd w:val="clear" w:color="auto" w:fill="E8F4E8"/>
           </w:tcPr>
           <w:p>
             <w:pPr>
@@ -1542,20 +1538,19 @@
               <w:start w:val="single" w:space="0" w:color="D3D3D3"/>
               <w:end w:val="single" w:space="0" w:color="D3D3D3"/>
             </w:tcBorders>
-            <w:shd w:val="clear" w:color="auto" w:fill="C8E6C9"/>
-          </w:tcPr>
-          <w:p>
-            <w:pPr>
-              <w:spacing w:before="0" w:after="60"/>
-              <w:keepNext/>
-              <w:jc w:val="center"/>
-            </w:pPr>
-            <w:r>
-              <w:rPr>
-                <w:rFonts w:ascii="Calibri" w:hAnsi="Calibri"/>
-                <w:sz w:val="20"/>
-              </w:rPr>
-              <w:t xml:space="default">0.035</w:t>
+          </w:tcPr>
+          <w:p>
+            <w:pPr>
+              <w:spacing w:before="0" w:after="60"/>
+              <w:keepNext/>
+              <w:jc w:val="center"/>
+            </w:pPr>
+            <w:r>
+              <w:rPr>
+                <w:rFonts w:ascii="Calibri" w:hAnsi="Calibri"/>
+                <w:sz w:val="20"/>
+              </w:rPr>
+              <w:t xml:space="default">—</w:t>
             </w:r>
           </w:p>
         </w:tc>
@@ -1678,7 +1673,6 @@
               <w:start w:val="single" w:space="0" w:color="D3D3D3"/>
               <w:end w:val="single" w:space="0" w:color="D3D3D3"/>
             </w:tcBorders>
-            <w:shd w:val="clear" w:color="auto" w:fill="E8F4E8"/>
           </w:tcPr>
           <w:p>
             <w:pPr>
@@ -1703,20 +1697,19 @@
               <w:start w:val="single" w:space="0" w:color="D3D3D3"/>
               <w:end w:val="single" w:space="0" w:color="D3D3D3"/>
             </w:tcBorders>
-            <w:shd w:val="clear" w:color="auto" w:fill="C8E6C9"/>
-          </w:tcPr>
-          <w:p>
-            <w:pPr>
-              <w:spacing w:before="0" w:after="60"/>
-              <w:keepNext/>
-              <w:jc w:val="center"/>
-            </w:pPr>
-            <w:r>
-              <w:rPr>
-                <w:rFonts w:ascii="Calibri" w:hAnsi="Calibri"/>
-                <w:sz w:val="20"/>
-              </w:rPr>
-              <w:t xml:space="default">0.021</w:t>
+          </w:tcPr>
+          <w:p>
+            <w:pPr>
+              <w:spacing w:before="0" w:after="60"/>
+              <w:keepNext/>
+              <w:jc w:val="center"/>
+            </w:pPr>
+            <w:r>
+              <w:rPr>
+                <w:rFonts w:ascii="Calibri" w:hAnsi="Calibri"/>
+                <w:sz w:val="20"/>
+              </w:rPr>
+              <w:t xml:space="default">0.046 *</w:t>
             </w:r>
           </w:p>
         </w:tc>
@@ -1776,7 +1769,6 @@
               <w:start w:val="single" w:space="0" w:color="D3D3D3"/>
               <w:end w:val="single" w:space="0" w:color="D3D3D3"/>
             </w:tcBorders>
-            <w:shd w:val="clear" w:color="auto" w:fill="E8F4E8"/>
           </w:tcPr>
           <w:p>
             <w:pPr>
@@ -1801,20 +1793,19 @@
               <w:start w:val="single" w:space="0" w:color="D3D3D3"/>
               <w:end w:val="single" w:space="0" w:color="D3D3D3"/>
             </w:tcBorders>
-            <w:shd w:val="clear" w:color="auto" w:fill="C8E6C9"/>
-          </w:tcPr>
-          <w:p>
-            <w:pPr>
-              <w:spacing w:before="0" w:after="60"/>
-              <w:keepNext/>
-              <w:jc w:val="center"/>
-            </w:pPr>
-            <w:r>
-              <w:rPr>
-                <w:rFonts w:ascii="Calibri" w:hAnsi="Calibri"/>
-                <w:sz w:val="20"/>
-              </w:rPr>
-              <w:t xml:space="default">0.031</w:t>
+          </w:tcPr>
+          <w:p>
+            <w:pPr>
+              <w:spacing w:before="0" w:after="60"/>
+              <w:keepNext/>
+              <w:jc w:val="center"/>
+            </w:pPr>
+            <w:r>
+              <w:rPr>
+                <w:rFonts w:ascii="Calibri" w:hAnsi="Calibri"/>
+                <w:sz w:val="20"/>
+              </w:rPr>
+              <w:t xml:space="default">0.058</w:t>
             </w:r>
           </w:p>
         </w:tc>
@@ -2247,7 +2238,6 @@
               <w:start w:val="single" w:space="0" w:color="D3D3D3"/>
               <w:end w:val="single" w:space="0" w:color="D3D3D3"/>
             </w:tcBorders>
-            <w:shd w:val="clear" w:color="auto" w:fill="E8F4E8"/>
           </w:tcPr>
           <w:p>
             <w:pPr>
@@ -2272,20 +2262,19 @@
               <w:start w:val="single" w:space="0" w:color="D3D3D3"/>
               <w:end w:val="single" w:space="0" w:color="D3D3D3"/>
             </w:tcBorders>
-            <w:shd w:val="clear" w:color="auto" w:fill="C8E6C9"/>
-          </w:tcPr>
-          <w:p>
-            <w:pPr>
-              <w:spacing w:before="0" w:after="60"/>
-              <w:keepNext/>
-              <w:jc w:val="center"/>
-            </w:pPr>
-            <w:r>
-              <w:rPr>
-                <w:rFonts w:ascii="Calibri" w:hAnsi="Calibri"/>
-                <w:sz w:val="20"/>
-              </w:rPr>
-              <w:t xml:space="default">&lt;0.001</w:t>
+          </w:tcPr>
+          <w:p>
+            <w:pPr>
+              <w:spacing w:before="0" w:after="60"/>
+              <w:keepNext/>
+              <w:jc w:val="center"/>
+            </w:pPr>
+            <w:r>
+              <w:rPr>
+                <w:rFonts w:ascii="Calibri" w:hAnsi="Calibri"/>
+                <w:sz w:val="20"/>
+              </w:rPr>
+              <w:t xml:space="default">—</w:t>
             </w:r>
           </w:p>
         </w:tc>
@@ -2314,7 +2303,7 @@
                 <w:rFonts w:ascii="Calibri" w:hAnsi="Calibri"/>
                 <w:sz w:val="20"/>
               </w:rPr>
-              <w:t xml:space="default">Sex (Male)</w:t>
+              <w:t xml:space="default">Sex</w:t>
             </w:r>
           </w:p>
         </w:tc>
@@ -2470,7 +2459,6 @@
               <w:start w:val="single" w:space="0" w:color="D3D3D3"/>
               <w:end w:val="single" w:space="0" w:color="D3D3D3"/>
             </w:tcBorders>
-            <w:shd w:val="clear" w:color="auto" w:fill="E8F4E8"/>
           </w:tcPr>
           <w:p>
             <w:pPr>
@@ -2495,20 +2483,19 @@
               <w:start w:val="single" w:space="0" w:color="D3D3D3"/>
               <w:end w:val="single" w:space="0" w:color="D3D3D3"/>
             </w:tcBorders>
-            <w:shd w:val="clear" w:color="auto" w:fill="C8E6C9"/>
-          </w:tcPr>
-          <w:p>
-            <w:pPr>
-              <w:spacing w:before="0" w:after="60"/>
-              <w:keepNext/>
-              <w:jc w:val="center"/>
-            </w:pPr>
-            <w:r>
-              <w:rPr>
-                <w:rFonts w:ascii="Calibri" w:hAnsi="Calibri"/>
-                <w:sz w:val="20"/>
-              </w:rPr>
-              <w:t xml:space="default">0.012</w:t>
+          </w:tcPr>
+          <w:p>
+            <w:pPr>
+              <w:spacing w:before="0" w:after="60"/>
+              <w:keepNext/>
+              <w:jc w:val="center"/>
+            </w:pPr>
+            <w:r>
+              <w:rPr>
+                <w:rFonts w:ascii="Calibri" w:hAnsi="Calibri"/>
+                <w:sz w:val="20"/>
+              </w:rPr>
+              <w:t xml:space="default">—</w:t>
             </w:r>
           </w:p>
         </w:tc>
@@ -2729,7 +2716,7 @@
                 <w:rFonts w:ascii="Calibri" w:hAnsi="Calibri"/>
                 <w:sz w:val="20"/>
               </w:rPr>
-              <w:t xml:space="default">0.657</w:t>
+              <w:t xml:space="default">—</w:t>
             </w:r>
           </w:p>
         </w:tc>
@@ -2852,7 +2839,6 @@
               <w:start w:val="single" w:space="0" w:color="D3D3D3"/>
               <w:end w:val="single" w:space="0" w:color="D3D3D3"/>
             </w:tcBorders>
-            <w:shd w:val="clear" w:color="auto" w:fill="E8F4E8"/>
           </w:tcPr>
           <w:p>
             <w:pPr>
@@ -2889,7 +2875,7 @@
                 <w:rFonts w:ascii="Calibri" w:hAnsi="Calibri"/>
                 <w:sz w:val="20"/>
               </w:rPr>
-              <w:t xml:space="default">0.063</w:t>
+              <w:t xml:space="default">0.080</w:t>
             </w:r>
           </w:p>
         </w:tc>
@@ -2985,7 +2971,7 @@
                 <w:rFonts w:ascii="Calibri" w:hAnsi="Calibri"/>
                 <w:sz w:val="20"/>
               </w:rPr>
-              <w:t xml:space="default">0.316</w:t>
+              <w:t xml:space="default">0.263</w:t>
             </w:r>
           </w:p>
         </w:tc>
@@ -3418,7 +3404,6 @@
               <w:start w:val="single" w:space="0" w:color="D3D3D3"/>
               <w:end w:val="single" w:space="0" w:color="D3D3D3"/>
             </w:tcBorders>
-            <w:shd w:val="clear" w:color="auto" w:fill="E8F4E8"/>
           </w:tcPr>
           <w:p>
             <w:pPr>
@@ -3443,20 +3428,19 @@
               <w:start w:val="single" w:space="0" w:color="D3D3D3"/>
               <w:end w:val="single" w:space="0" w:color="D3D3D3"/>
             </w:tcBorders>
-            <w:shd w:val="clear" w:color="auto" w:fill="C8E6C9"/>
-          </w:tcPr>
-          <w:p>
-            <w:pPr>
-              <w:spacing w:before="0" w:after="60"/>
-              <w:keepNext/>
-              <w:jc w:val="center"/>
-            </w:pPr>
-            <w:r>
-              <w:rPr>
-                <w:rFonts w:ascii="Calibri" w:hAnsi="Calibri"/>
-                <w:sz w:val="20"/>
-              </w:rPr>
-              <w:t xml:space="default">&lt;0.001</w:t>
+          </w:tcPr>
+          <w:p>
+            <w:pPr>
+              <w:spacing w:before="0" w:after="60"/>
+              <w:keepNext/>
+              <w:jc w:val="center"/>
+            </w:pPr>
+            <w:r>
+              <w:rPr>
+                <w:rFonts w:ascii="Calibri" w:hAnsi="Calibri"/>
+                <w:sz w:val="20"/>
+              </w:rPr>
+              <w:t xml:space="default">—</w:t>
             </w:r>
           </w:p>
         </w:tc>
@@ -3485,7 +3469,7 @@
                 <w:rFonts w:ascii="Calibri" w:hAnsi="Calibri"/>
                 <w:sz w:val="20"/>
               </w:rPr>
-              <w:t xml:space="default">Sex (Male)</w:t>
+              <w:t xml:space="default">Sex</w:t>
             </w:r>
           </w:p>
         </w:tc>
@@ -3677,7 +3661,7 @@
                 <w:rFonts w:ascii="Calibri" w:hAnsi="Calibri"/>
                 <w:sz w:val="20"/>
               </w:rPr>
-              <w:t xml:space="default">0.092</w:t>
+              <w:t xml:space="default">—</w:t>
             </w:r>
           </w:p>
         </w:tc>
@@ -3898,7 +3882,7 @@
                 <w:rFonts w:ascii="Calibri" w:hAnsi="Calibri"/>
                 <w:sz w:val="20"/>
               </w:rPr>
-              <w:t xml:space="default">0.393</w:t>
+              <w:t xml:space="default">—</w:t>
             </w:r>
           </w:p>
         </w:tc>
@@ -3932,7 +3916,7 @@
                 <w:sz w:val="20"/>
                 <w:b w:val="true"/>
               </w:rPr>
-              <w:t xml:space="default">p-tau181 (log)</w:t>
+              <w:t xml:space="default">ptau181 (log)</w:t>
             </w:r>
           </w:p>
         </w:tc>
@@ -4021,7 +4005,6 @@
               <w:start w:val="single" w:space="0" w:color="D3D3D3"/>
               <w:end w:val="single" w:space="0" w:color="D3D3D3"/>
             </w:tcBorders>
-            <w:shd w:val="clear" w:color="auto" w:fill="E8F4E8"/>
           </w:tcPr>
           <w:p>
             <w:pPr>
@@ -4046,20 +4029,19 @@
               <w:start w:val="single" w:space="0" w:color="D3D3D3"/>
               <w:end w:val="single" w:space="0" w:color="D3D3D3"/>
             </w:tcBorders>
-            <w:shd w:val="clear" w:color="auto" w:fill="C8E6C9"/>
-          </w:tcPr>
-          <w:p>
-            <w:pPr>
-              <w:spacing w:before="0" w:after="60"/>
-              <w:keepNext/>
-              <w:jc w:val="center"/>
-            </w:pPr>
-            <w:r>
-              <w:rPr>
-                <w:rFonts w:ascii="Calibri" w:hAnsi="Calibri"/>
-                <w:sz w:val="20"/>
-              </w:rPr>
-              <w:t xml:space="default">0.020</w:t>
+          </w:tcPr>
+          <w:p>
+            <w:pPr>
+              <w:spacing w:before="0" w:after="60"/>
+              <w:keepNext/>
+              <w:jc w:val="center"/>
+            </w:pPr>
+            <w:r>
+              <w:rPr>
+                <w:rFonts w:ascii="Calibri" w:hAnsi="Calibri"/>
+                <w:sz w:val="20"/>
+              </w:rPr>
+              <w:t xml:space="default">0.046 *</w:t>
             </w:r>
           </w:p>
         </w:tc>
@@ -4119,7 +4101,6 @@
               <w:start w:val="single" w:space="0" w:color="D3D3D3"/>
               <w:end w:val="single" w:space="0" w:color="D3D3D3"/>
             </w:tcBorders>
-            <w:shd w:val="clear" w:color="auto" w:fill="E8F4E8"/>
           </w:tcPr>
           <w:p>
             <w:pPr>
@@ -4144,20 +4125,19 @@
               <w:start w:val="single" w:space="0" w:color="D3D3D3"/>
               <w:end w:val="single" w:space="0" w:color="D3D3D3"/>
             </w:tcBorders>
-            <w:shd w:val="clear" w:color="auto" w:fill="C8E6C9"/>
-          </w:tcPr>
-          <w:p>
-            <w:pPr>
-              <w:spacing w:before="0" w:after="60"/>
-              <w:keepNext/>
-              <w:jc w:val="center"/>
-            </w:pPr>
-            <w:r>
-              <w:rPr>
-                <w:rFonts w:ascii="Calibri" w:hAnsi="Calibri"/>
-                <w:sz w:val="20"/>
-              </w:rPr>
-              <w:t xml:space="default">0.006</w:t>
+          </w:tcPr>
+          <w:p>
+            <w:pPr>
+              <w:spacing w:before="0" w:after="60"/>
+              <w:keepNext/>
+              <w:jc w:val="center"/>
+            </w:pPr>
+            <w:r>
+              <w:rPr>
+                <w:rFonts w:ascii="Calibri" w:hAnsi="Calibri"/>
+                <w:sz w:val="20"/>
+              </w:rPr>
+              <w:t xml:space="default">0.015 *</w:t>
             </w:r>
           </w:p>
         </w:tc>
@@ -4590,7 +4570,6 @@
               <w:start w:val="single" w:space="0" w:color="D3D3D3"/>
               <w:end w:val="single" w:space="0" w:color="D3D3D3"/>
             </w:tcBorders>
-            <w:shd w:val="clear" w:color="auto" w:fill="E8F4E8"/>
           </w:tcPr>
           <w:p>
             <w:pPr>
@@ -4615,20 +4594,19 @@
               <w:start w:val="single" w:space="0" w:color="D3D3D3"/>
               <w:end w:val="single" w:space="0" w:color="D3D3D3"/>
             </w:tcBorders>
-            <w:shd w:val="clear" w:color="auto" w:fill="C8E6C9"/>
-          </w:tcPr>
-          <w:p>
-            <w:pPr>
-              <w:spacing w:before="0" w:after="60"/>
-              <w:keepNext/>
-              <w:jc w:val="center"/>
-            </w:pPr>
-            <w:r>
-              <w:rPr>
-                <w:rFonts w:ascii="Calibri" w:hAnsi="Calibri"/>
-                <w:sz w:val="20"/>
-              </w:rPr>
-              <w:t xml:space="default">0.001</w:t>
+          </w:tcPr>
+          <w:p>
+            <w:pPr>
+              <w:spacing w:before="0" w:after="60"/>
+              <w:keepNext/>
+              <w:jc w:val="center"/>
+            </w:pPr>
+            <w:r>
+              <w:rPr>
+                <w:rFonts w:ascii="Calibri" w:hAnsi="Calibri"/>
+                <w:sz w:val="20"/>
+              </w:rPr>
+              <w:t xml:space="default">—</w:t>
             </w:r>
           </w:p>
         </w:tc>
@@ -4657,7 +4635,7 @@
                 <w:rFonts w:ascii="Calibri" w:hAnsi="Calibri"/>
                 <w:sz w:val="20"/>
               </w:rPr>
-              <w:t xml:space="default">Sex (Male)</w:t>
+              <w:t xml:space="default">Sex</w:t>
             </w:r>
           </w:p>
         </w:tc>
@@ -4849,7 +4827,7 @@
                 <w:rFonts w:ascii="Calibri" w:hAnsi="Calibri"/>
                 <w:sz w:val="20"/>
               </w:rPr>
-              <w:t xml:space="default">0.305</w:t>
+              <w:t xml:space="default">—</w:t>
             </w:r>
           </w:p>
         </w:tc>
@@ -5070,7 +5048,7 @@
                 <w:rFonts w:ascii="Calibri" w:hAnsi="Calibri"/>
                 <w:sz w:val="20"/>
               </w:rPr>
-              <w:t xml:space="default">0.703</w:t>
+              <w:t xml:space="default">—</w:t>
             </w:r>
           </w:p>
         </w:tc>
@@ -5104,7 +5082,7 @@
                 <w:sz w:val="20"/>
                 <w:b w:val="true"/>
               </w:rPr>
-              <w:t xml:space="default">p-tau217 (log)</w:t>
+              <w:t xml:space="default">ptau217 (log)</w:t>
             </w:r>
           </w:p>
         </w:tc>
@@ -5193,7 +5171,6 @@
               <w:start w:val="single" w:space="0" w:color="D3D3D3"/>
               <w:end w:val="single" w:space="0" w:color="D3D3D3"/>
             </w:tcBorders>
-            <w:shd w:val="clear" w:color="auto" w:fill="E8F4E8"/>
           </w:tcPr>
           <w:p>
             <w:pPr>
@@ -5218,7 +5195,78 @@
               <w:start w:val="single" w:space="0" w:color="D3D3D3"/>
               <w:end w:val="single" w:space="0" w:color="D3D3D3"/>
             </w:tcBorders>
-            <w:shd w:val="clear" w:color="auto" w:fill="C8E6C9"/>
+          </w:tcPr>
+          <w:p>
+            <w:pPr>
+              <w:spacing w:before="0" w:after="60"/>
+              <w:keepNext/>
+              <w:jc w:val="center"/>
+            </w:pPr>
+            <w:r>
+              <w:rPr>
+                <w:rFonts w:ascii="Calibri" w:hAnsi="Calibri"/>
+                <w:sz w:val="20"/>
+              </w:rPr>
+              <w:t xml:space="default">0.002 **</w:t>
+            </w:r>
+          </w:p>
+        </w:tc>
+        <w:tc>
+          <w:tcPr>
+            <w:tcBorders>
+              <w:top w:val="single" w:space="0" w:color="D3D3D3"/>
+              <w:bottom w:val="single" w:space="0" w:color="D3D3D3"/>
+              <w:start w:val="single" w:space="0" w:color="D3D3D3"/>
+              <w:end w:val="single" w:space="0" w:color="D3D3D3"/>
+            </w:tcBorders>
+          </w:tcPr>
+          <w:p>
+            <w:pPr>
+              <w:spacing w:before="0" w:after="60"/>
+              <w:keepNext/>
+              <w:jc w:val="center"/>
+            </w:pPr>
+            <w:r>
+              <w:rPr>
+                <w:rFonts w:ascii="Calibri" w:hAnsi="Calibri"/>
+                <w:sz w:val="20"/>
+              </w:rPr>
+              <w:t xml:space="default">0.137 (0.036)</w:t>
+            </w:r>
+          </w:p>
+        </w:tc>
+        <w:tc>
+          <w:tcPr>
+            <w:tcBorders>
+              <w:top w:val="single" w:space="0" w:color="D3D3D3"/>
+              <w:bottom w:val="single" w:space="0" w:color="D3D3D3"/>
+              <w:start w:val="single" w:space="0" w:color="D3D3D3"/>
+              <w:end w:val="single" w:space="0" w:color="D3D3D3"/>
+            </w:tcBorders>
+          </w:tcPr>
+          <w:p>
+            <w:pPr>
+              <w:spacing w:before="0" w:after="60"/>
+              <w:keepNext/>
+              <w:jc w:val="center"/>
+            </w:pPr>
+            <w:r>
+              <w:rPr>
+                <w:rFonts w:ascii="Calibri" w:hAnsi="Calibri"/>
+                <w:sz w:val="20"/>
+              </w:rPr>
+              <w:t xml:space="default">[0.067, 0.208]</w:t>
+            </w:r>
+          </w:p>
+        </w:tc>
+        <w:tc>
+          <w:tcPr>
+            <w:tcBorders>
+              <w:top w:val="single" w:space="0" w:color="D3D3D3"/>
+              <w:bottom w:val="single" w:space="0" w:color="D3D3D3"/>
+              <w:start w:val="single" w:space="0" w:color="D3D3D3"/>
+              <w:end w:val="single" w:space="0" w:color="D3D3D3"/>
+            </w:tcBorders>
           </w:tcPr>
           <w:p>
             <w:pPr>
@@ -5255,81 +5303,7 @@
                 <w:rFonts w:ascii="Calibri" w:hAnsi="Calibri"/>
                 <w:sz w:val="20"/>
               </w:rPr>
-              <w:t xml:space="default">0.137 (0.036)</w:t>
-            </w:r>
-          </w:p>
-        </w:tc>
-        <w:tc>
-          <w:tcPr>
-            <w:tcBorders>
-              <w:top w:val="single" w:space="0" w:color="D3D3D3"/>
-              <w:bottom w:val="single" w:space="0" w:color="D3D3D3"/>
-              <w:start w:val="single" w:space="0" w:color="D3D3D3"/>
-              <w:end w:val="single" w:space="0" w:color="D3D3D3"/>
-            </w:tcBorders>
-          </w:tcPr>
-          <w:p>
-            <w:pPr>
-              <w:spacing w:before="0" w:after="60"/>
-              <w:keepNext/>
-              <w:jc w:val="center"/>
-            </w:pPr>
-            <w:r>
-              <w:rPr>
-                <w:rFonts w:ascii="Calibri" w:hAnsi="Calibri"/>
-                <w:sz w:val="20"/>
-              </w:rPr>
-              <w:t xml:space="default">[0.067, 0.208]</w:t>
-            </w:r>
-          </w:p>
-        </w:tc>
-        <w:tc>
-          <w:tcPr>
-            <w:tcBorders>
-              <w:top w:val="single" w:space="0" w:color="D3D3D3"/>
-              <w:bottom w:val="single" w:space="0" w:color="D3D3D3"/>
-              <w:start w:val="single" w:space="0" w:color="D3D3D3"/>
-              <w:end w:val="single" w:space="0" w:color="D3D3D3"/>
-            </w:tcBorders>
-            <w:shd w:val="clear" w:color="auto" w:fill="E8F4E8"/>
-          </w:tcPr>
-          <w:p>
-            <w:pPr>
-              <w:spacing w:before="0" w:after="60"/>
-              <w:keepNext/>
-              <w:jc w:val="center"/>
-            </w:pPr>
-            <w:r>
-              <w:rPr>
-                <w:rFonts w:ascii="Calibri" w:hAnsi="Calibri"/>
-                <w:sz w:val="20"/>
-              </w:rPr>
-              <w:t xml:space="default">&lt;0.001</w:t>
-            </w:r>
-          </w:p>
-        </w:tc>
-        <w:tc>
-          <w:tcPr>
-            <w:tcBorders>
-              <w:top w:val="single" w:space="0" w:color="D3D3D3"/>
-              <w:bottom w:val="single" w:space="0" w:color="D3D3D3"/>
-              <w:start w:val="single" w:space="0" w:color="D3D3D3"/>
-              <w:end w:val="single" w:space="0" w:color="D3D3D3"/>
-            </w:tcBorders>
-            <w:shd w:val="clear" w:color="auto" w:fill="C8E6C9"/>
-          </w:tcPr>
-          <w:p>
-            <w:pPr>
-              <w:spacing w:before="0" w:after="60"/>
-              <w:keepNext/>
-              <w:jc w:val="center"/>
-            </w:pPr>
-            <w:r>
-              <w:rPr>
-                <w:rFonts w:ascii="Calibri" w:hAnsi="Calibri"/>
-                <w:sz w:val="20"/>
-              </w:rPr>
-              <w:t xml:space="default">&lt;0.001</w:t>
+              <w:t xml:space="default">0.002 **</w:t>
             </w:r>
           </w:p>
         </w:tc>
@@ -5762,7 +5736,6 @@
               <w:start w:val="single" w:space="0" w:color="D3D3D3"/>
               <w:end w:val="single" w:space="0" w:color="D3D3D3"/>
             </w:tcBorders>
-            <w:shd w:val="clear" w:color="auto" w:fill="E8F4E8"/>
           </w:tcPr>
           <w:p>
             <w:pPr>
@@ -5787,20 +5760,19 @@
               <w:start w:val="single" w:space="0" w:color="D3D3D3"/>
               <w:end w:val="single" w:space="0" w:color="D3D3D3"/>
             </w:tcBorders>
-            <w:shd w:val="clear" w:color="auto" w:fill="C8E6C9"/>
-          </w:tcPr>
-          <w:p>
-            <w:pPr>
-              <w:spacing w:before="0" w:after="60"/>
-              <w:keepNext/>
-              <w:jc w:val="center"/>
-            </w:pPr>
-            <w:r>
-              <w:rPr>
-                <w:rFonts w:ascii="Calibri" w:hAnsi="Calibri"/>
-                <w:sz w:val="20"/>
-              </w:rPr>
-              <w:t xml:space="default">&lt;0.001</w:t>
+          </w:tcPr>
+          <w:p>
+            <w:pPr>
+              <w:spacing w:before="0" w:after="60"/>
+              <w:keepNext/>
+              <w:jc w:val="center"/>
+            </w:pPr>
+            <w:r>
+              <w:rPr>
+                <w:rFonts w:ascii="Calibri" w:hAnsi="Calibri"/>
+                <w:sz w:val="20"/>
+              </w:rPr>
+              <w:t xml:space="default">—</w:t>
             </w:r>
           </w:p>
         </w:tc>
@@ -5829,7 +5801,7 @@
                 <w:rFonts w:ascii="Calibri" w:hAnsi="Calibri"/>
                 <w:sz w:val="20"/>
               </w:rPr>
-              <w:t xml:space="default">Sex (Male)</w:t>
+              <w:t xml:space="default">Sex</w:t>
             </w:r>
           </w:p>
         </w:tc>
@@ -6021,7 +5993,7 @@
                 <w:rFonts w:ascii="Calibri" w:hAnsi="Calibri"/>
                 <w:sz w:val="20"/>
               </w:rPr>
-              <w:t xml:space="default">0.262</w:t>
+              <w:t xml:space="default">—</w:t>
             </w:r>
           </w:p>
         </w:tc>
@@ -6242,7 +6214,7 @@
                 <w:rFonts w:ascii="Calibri" w:hAnsi="Calibri"/>
                 <w:sz w:val="20"/>
               </w:rPr>
-              <w:t xml:space="default">0.847</w:t>
+              <w:t xml:space="default">—</w:t>
             </w:r>
           </w:p>
         </w:tc>
@@ -6276,7 +6248,7 @@
                 <w:sz w:val="20"/>
                 <w:b w:val="true"/>
               </w:rPr>
-              <w:t xml:space="default">p-tau217/Aβ42 ratio (log)</w:t>
+              <w:t xml:space="default">ptau217/Aβ42 ratio (log)</w:t>
             </w:r>
           </w:p>
         </w:tc>
@@ -6365,7 +6337,6 @@
               <w:start w:val="single" w:space="0" w:color="D3D3D3"/>
               <w:end w:val="single" w:space="0" w:color="D3D3D3"/>
             </w:tcBorders>
-            <w:shd w:val="clear" w:color="auto" w:fill="E8F4E8"/>
           </w:tcPr>
           <w:p>
             <w:pPr>
@@ -6390,7 +6361,78 @@
               <w:start w:val="single" w:space="0" w:color="D3D3D3"/>
               <w:end w:val="single" w:space="0" w:color="D3D3D3"/>
             </w:tcBorders>
-            <w:shd w:val="clear" w:color="auto" w:fill="C8E6C9"/>
+          </w:tcPr>
+          <w:p>
+            <w:pPr>
+              <w:spacing w:before="0" w:after="60"/>
+              <w:keepNext/>
+              <w:jc w:val="center"/>
+            </w:pPr>
+            <w:r>
+              <w:rPr>
+                <w:rFonts w:ascii="Calibri" w:hAnsi="Calibri"/>
+                <w:sz w:val="20"/>
+              </w:rPr>
+              <w:t xml:space="default">0.002 **</w:t>
+            </w:r>
+          </w:p>
+        </w:tc>
+        <w:tc>
+          <w:tcPr>
+            <w:tcBorders>
+              <w:top w:val="single" w:space="0" w:color="D3D3D3"/>
+              <w:bottom w:val="single" w:space="0" w:color="D3D3D3"/>
+              <w:start w:val="single" w:space="0" w:color="D3D3D3"/>
+              <w:end w:val="single" w:space="0" w:color="D3D3D3"/>
+            </w:tcBorders>
+          </w:tcPr>
+          <w:p>
+            <w:pPr>
+              <w:spacing w:before="0" w:after="60"/>
+              <w:keepNext/>
+              <w:jc w:val="center"/>
+            </w:pPr>
+            <w:r>
+              <w:rPr>
+                <w:rFonts w:ascii="Calibri" w:hAnsi="Calibri"/>
+                <w:sz w:val="20"/>
+              </w:rPr>
+              <w:t xml:space="default">0.163 (0.041)</w:t>
+            </w:r>
+          </w:p>
+        </w:tc>
+        <w:tc>
+          <w:tcPr>
+            <w:tcBorders>
+              <w:top w:val="single" w:space="0" w:color="D3D3D3"/>
+              <w:bottom w:val="single" w:space="0" w:color="D3D3D3"/>
+              <w:start w:val="single" w:space="0" w:color="D3D3D3"/>
+              <w:end w:val="single" w:space="0" w:color="D3D3D3"/>
+            </w:tcBorders>
+          </w:tcPr>
+          <w:p>
+            <w:pPr>
+              <w:spacing w:before="0" w:after="60"/>
+              <w:keepNext/>
+              <w:jc w:val="center"/>
+            </w:pPr>
+            <w:r>
+              <w:rPr>
+                <w:rFonts w:ascii="Calibri" w:hAnsi="Calibri"/>
+                <w:sz w:val="20"/>
+              </w:rPr>
+              <w:t xml:space="default">[0.083, 0.244]</w:t>
+            </w:r>
+          </w:p>
+        </w:tc>
+        <w:tc>
+          <w:tcPr>
+            <w:tcBorders>
+              <w:top w:val="single" w:space="0" w:color="D3D3D3"/>
+              <w:bottom w:val="single" w:space="0" w:color="D3D3D3"/>
+              <w:start w:val="single" w:space="0" w:color="D3D3D3"/>
+              <w:end w:val="single" w:space="0" w:color="D3D3D3"/>
+            </w:tcBorders>
           </w:tcPr>
           <w:p>
             <w:pPr>
@@ -6427,81 +6469,7 @@
                 <w:rFonts w:ascii="Calibri" w:hAnsi="Calibri"/>
                 <w:sz w:val="20"/>
               </w:rPr>
-              <w:t xml:space="default">0.163 (0.041)</w:t>
-            </w:r>
-          </w:p>
-        </w:tc>
-        <w:tc>
-          <w:tcPr>
-            <w:tcBorders>
-              <w:top w:val="single" w:space="0" w:color="D3D3D3"/>
-              <w:bottom w:val="single" w:space="0" w:color="D3D3D3"/>
-              <w:start w:val="single" w:space="0" w:color="D3D3D3"/>
-              <w:end w:val="single" w:space="0" w:color="D3D3D3"/>
-            </w:tcBorders>
-          </w:tcPr>
-          <w:p>
-            <w:pPr>
-              <w:spacing w:before="0" w:after="60"/>
-              <w:keepNext/>
-              <w:jc w:val="center"/>
-            </w:pPr>
-            <w:r>
-              <w:rPr>
-                <w:rFonts w:ascii="Calibri" w:hAnsi="Calibri"/>
-                <w:sz w:val="20"/>
-              </w:rPr>
-              <w:t xml:space="default">[0.083, 0.244]</w:t>
-            </w:r>
-          </w:p>
-        </w:tc>
-        <w:tc>
-          <w:tcPr>
-            <w:tcBorders>
-              <w:top w:val="single" w:space="0" w:color="D3D3D3"/>
-              <w:bottom w:val="single" w:space="0" w:color="D3D3D3"/>
-              <w:start w:val="single" w:space="0" w:color="D3D3D3"/>
-              <w:end w:val="single" w:space="0" w:color="D3D3D3"/>
-            </w:tcBorders>
-            <w:shd w:val="clear" w:color="auto" w:fill="E8F4E8"/>
-          </w:tcPr>
-          <w:p>
-            <w:pPr>
-              <w:spacing w:before="0" w:after="60"/>
-              <w:keepNext/>
-              <w:jc w:val="center"/>
-            </w:pPr>
-            <w:r>
-              <w:rPr>
-                <w:rFonts w:ascii="Calibri" w:hAnsi="Calibri"/>
-                <w:sz w:val="20"/>
-              </w:rPr>
-              <w:t xml:space="default">&lt;0.001</w:t>
-            </w:r>
-          </w:p>
-        </w:tc>
-        <w:tc>
-          <w:tcPr>
-            <w:tcBorders>
-              <w:top w:val="single" w:space="0" w:color="D3D3D3"/>
-              <w:bottom w:val="single" w:space="0" w:color="D3D3D3"/>
-              <w:start w:val="single" w:space="0" w:color="D3D3D3"/>
-              <w:end w:val="single" w:space="0" w:color="D3D3D3"/>
-            </w:tcBorders>
-            <w:shd w:val="clear" w:color="auto" w:fill="C8E6C9"/>
-          </w:tcPr>
-          <w:p>
-            <w:pPr>
-              <w:spacing w:before="0" w:after="60"/>
-              <w:keepNext/>
-              <w:jc w:val="center"/>
-            </w:pPr>
-            <w:r>
-              <w:rPr>
-                <w:rFonts w:ascii="Calibri" w:hAnsi="Calibri"/>
-                <w:sz w:val="20"/>
-              </w:rPr>
-              <w:t xml:space="default">&lt;0.001</w:t>
+              <w:t xml:space="default">0.001 **</w:t>
             </w:r>
           </w:p>
         </w:tc>
@@ -6934,7 +6902,6 @@
               <w:start w:val="single" w:space="0" w:color="D3D3D3"/>
               <w:end w:val="single" w:space="0" w:color="D3D3D3"/>
             </w:tcBorders>
-            <w:shd w:val="clear" w:color="auto" w:fill="E8F4E8"/>
           </w:tcPr>
           <w:p>
             <w:pPr>
@@ -6959,20 +6926,19 @@
               <w:start w:val="single" w:space="0" w:color="D3D3D3"/>
               <w:end w:val="single" w:space="0" w:color="D3D3D3"/>
             </w:tcBorders>
-            <w:shd w:val="clear" w:color="auto" w:fill="C8E6C9"/>
-          </w:tcPr>
-          <w:p>
-            <w:pPr>
-              <w:spacing w:before="0" w:after="60"/>
-              <w:keepNext/>
-              <w:jc w:val="center"/>
-            </w:pPr>
-            <w:r>
-              <w:rPr>
-                <w:rFonts w:ascii="Calibri" w:hAnsi="Calibri"/>
-                <w:sz w:val="20"/>
-              </w:rPr>
-              <w:t xml:space="default">0.035</w:t>
+          </w:tcPr>
+          <w:p>
+            <w:pPr>
+              <w:spacing w:before="0" w:after="60"/>
+              <w:keepNext/>
+              <w:jc w:val="center"/>
+            </w:pPr>
+            <w:r>
+              <w:rPr>
+                <w:rFonts w:ascii="Calibri" w:hAnsi="Calibri"/>
+                <w:sz w:val="20"/>
+              </w:rPr>
+              <w:t xml:space="default">—</w:t>
             </w:r>
           </w:p>
         </w:tc>
@@ -7001,7 +6967,7 @@
                 <w:rFonts w:ascii="Calibri" w:hAnsi="Calibri"/>
                 <w:sz w:val="20"/>
               </w:rPr>
-              <w:t xml:space="default">Sex (Male)</w:t>
+              <w:t xml:space="default">Sex</w:t>
             </w:r>
           </w:p>
         </w:tc>
@@ -7157,7 +7123,6 @@
               <w:start w:val="single" w:space="0" w:color="D3D3D3"/>
               <w:end w:val="single" w:space="0" w:color="D3D3D3"/>
             </w:tcBorders>
-            <w:shd w:val="clear" w:color="auto" w:fill="E8F4E8"/>
           </w:tcPr>
           <w:p>
             <w:pPr>
@@ -7182,20 +7147,19 @@
               <w:start w:val="single" w:space="0" w:color="D3D3D3"/>
               <w:end w:val="single" w:space="0" w:color="D3D3D3"/>
             </w:tcBorders>
-            <w:shd w:val="clear" w:color="auto" w:fill="C8E6C9"/>
-          </w:tcPr>
-          <w:p>
-            <w:pPr>
-              <w:spacing w:before="0" w:after="60"/>
-              <w:keepNext/>
-              <w:jc w:val="center"/>
-            </w:pPr>
-            <w:r>
-              <w:rPr>
-                <w:rFonts w:ascii="Calibri" w:hAnsi="Calibri"/>
-                <w:sz w:val="20"/>
-              </w:rPr>
-              <w:t xml:space="default">0.042</w:t>
+          </w:tcPr>
+          <w:p>
+            <w:pPr>
+              <w:spacing w:before="0" w:after="60"/>
+              <w:keepNext/>
+              <w:jc w:val="center"/>
+            </w:pPr>
+            <w:r>
+              <w:rPr>
+                <w:rFonts w:ascii="Calibri" w:hAnsi="Calibri"/>
+                <w:sz w:val="20"/>
+              </w:rPr>
+              <w:t xml:space="default">—</w:t>
             </w:r>
           </w:p>
         </w:tc>
@@ -7416,7 +7380,7 @@
                 <w:rFonts w:ascii="Calibri" w:hAnsi="Calibri"/>
                 <w:sz w:val="20"/>
               </w:rPr>
-              <w:t xml:space="default">0.657</w:t>
+              <w:t xml:space="default">—</w:t>
             </w:r>
           </w:p>
         </w:tc>
@@ -7448,7 +7412,7 @@
                 <w:rFonts w:ascii="Calibri" w:hAnsi="Calibri"/>
                 <w:sz w:val="20"/>
               </w:rPr>
-              <w:t xml:space="default">p: unadjusted; p (FDR): Benjamini-Hochberg FDR-adjusted. CogDrisk model: biomarker ~ composite risk score (no additional covariates). LIBRA2 model: biomarker ~ composite risk score + age + sex + education. Light green: p&lt;0.05; dark green: p(FDR)&lt;0.05. — = not applicable.</w:t>
+              <w:t xml:space="default">p: unadjusted; p.adj: Hochberg-adjusted across 1 family of 12 tests (6 biomarkers × 2 models). Stars denote adjusted p: *&lt;0.05, **&lt;0.01, ***&lt;0.001. — = not applicable. CogDrisk model: biomarker ~ composite risk score (no additional covariates). LIBRA2 model: biomarker ~ composite risk score + age + sex + education.</w:t>
             </w:r>
           </w:p>
         </w:tc>
